--- a/Pertemuan 12/Templete Laporan.docx
+++ b/Pertemuan 12/Templete Laporan.docx
@@ -2279,7 +2279,7 @@
           <w:i/>
           <w:sz w:val="24"/>
         </w:rPr>
-        <w:t>https://github.com/jawsyanito/StrukturData_25040/tree/main/Pertemuan%2012/Tugas</w:t>
+        <w:t>https://github.com/jawsyanito/StrukturData_25040/tree/941d6ce546d55c02b580398385e9cca9da82eed3/Pertemuan%2012/Tugas</w:t>
       </w:r>
     </w:p>
     <w:sectPr>
@@ -2330,7 +2330,7 @@
       <mc:AlternateContent>
         <mc:Choice Requires="wps">
           <w:drawing>
-            <wp:anchor distT="0" distB="0" distL="0" distR="0" simplePos="0" relativeHeight="251656192" behindDoc="1" locked="0" layoutInCell="1" allowOverlap="1" wp14:anchorId="46C3A619" wp14:editId="5AC7E13A">
+            <wp:anchor distT="0" distB="0" distL="0" distR="0" simplePos="0" relativeHeight="251657216" behindDoc="1" locked="0" layoutInCell="1" allowOverlap="1" wp14:anchorId="46C3A619" wp14:editId="5AC7E13A">
               <wp:simplePos x="0" y="0"/>
               <wp:positionH relativeFrom="page">
                 <wp:posOffset>1435099</wp:posOffset>
@@ -2394,7 +2394,7 @@
         </mc:Choice>
         <mc:Fallback>
           <w:pict>
-            <v:shape w14:anchorId="0E8FFBB2" id="Graphic 2" o:spid="_x0000_s1026" style="position:absolute;margin-left:113pt;margin-top:779.5pt;width:397pt;height:.1pt;z-index:-251660288;visibility:visible;mso-wrap-style:square;mso-wrap-distance-left:0;mso-wrap-distance-top:0;mso-wrap-distance-right:0;mso-wrap-distance-bottom:0;mso-position-horizontal:absolute;mso-position-horizontal-relative:page;mso-position-vertical:absolute;mso-position-vertical-relative:page;v-text-anchor:top" coordsize="5041900,1270" o:gfxdata="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" path="m,l5041899,e" filled="f" strokecolor="#d9d9d9" strokeweight="1pt">
+            <v:shape w14:anchorId="4E88BAEF" id="Graphic 2" o:spid="_x0000_s1026" style="position:absolute;margin-left:113pt;margin-top:779.5pt;width:397pt;height:.1pt;z-index:-251659264;visibility:visible;mso-wrap-style:square;mso-wrap-distance-left:0;mso-wrap-distance-top:0;mso-wrap-distance-right:0;mso-wrap-distance-bottom:0;mso-position-horizontal:absolute;mso-position-horizontal-relative:page;mso-position-vertical:absolute;mso-position-vertical-relative:page;v-text-anchor:top" coordsize="5041900,1270" o:gfxdata="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" path="m,l5041899,e" filled="f" strokecolor="#d9d9d9" strokeweight="1pt">
               <v:path arrowok="t"/>
               <w10:wrap anchorx="page" anchory="page"/>
             </v:shape>
@@ -2411,7 +2411,7 @@
       <mc:AlternateContent>
         <mc:Choice Requires="wps">
           <w:drawing>
-            <wp:anchor distT="0" distB="0" distL="0" distR="0" simplePos="0" relativeHeight="251661312" behindDoc="1" locked="0" layoutInCell="1" allowOverlap="1" wp14:anchorId="4118473C" wp14:editId="5B71A87B">
+            <wp:anchor distT="0" distB="0" distL="0" distR="0" simplePos="0" relativeHeight="251660288" behindDoc="1" locked="0" layoutInCell="1" allowOverlap="1" wp14:anchorId="4118473C" wp14:editId="5B71A87B">
               <wp:simplePos x="0" y="0"/>
               <wp:positionH relativeFrom="page">
                 <wp:posOffset>1402079</wp:posOffset>
@@ -2509,7 +2509,7 @@
               <v:stroke joinstyle="miter"/>
               <v:path gradientshapeok="t" o:connecttype="rect"/>
             </v:shapetype>
-            <v:shape id="Textbox 3" o:spid="_x0000_s1027" type="#_x0000_t202" style="position:absolute;margin-left:110.4pt;margin-top:780.25pt;width:95.9pt;height:14.2pt;z-index:-251655168;visibility:visible;mso-wrap-style:square;mso-wrap-distance-left:0;mso-wrap-distance-top:0;mso-wrap-distance-right:0;mso-wrap-distance-bottom:0;mso-position-horizontal:absolute;mso-position-horizontal-relative:page;mso-position-vertical:absolute;mso-position-vertical-relative:page;v-text-anchor:top" o:gfxdata="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" filled="f" stroked="f">
+            <v:shape id="Textbox 3" o:spid="_x0000_s1027" type="#_x0000_t202" style="position:absolute;margin-left:110.4pt;margin-top:780.25pt;width:95.9pt;height:14.2pt;z-index:-251656192;visibility:visible;mso-wrap-style:square;mso-wrap-distance-left:0;mso-wrap-distance-top:0;mso-wrap-distance-right:0;mso-wrap-distance-bottom:0;mso-position-horizontal:absolute;mso-position-horizontal-relative:page;mso-position-vertical:absolute;mso-position-vertical-relative:page;v-text-anchor:top" o:gfxdata="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" filled="f" stroked="f">
               <v:textbox inset="0,0,0,0">
                 <w:txbxContent>
                   <w:p>
